--- a/cv/Lee_Seunghyeon_CV_v9.docx
+++ b/cv/Lee_Seunghyeon_CV_v9.docx
@@ -200,7 +200,7 @@
           <w:color w:val="1A1A1A"/>
           <w:sz w:val="21"/>
         </w:rPr>
-        <w:t>Airborne &amp; spaceborne LiDAR (GEDI) for vertical forest structure · forest typology and stratification · biomass and carbon estimation · urban ecosystems and green infrastructure · reproducible, code-driven remote-sensing science.</w:t>
+        <w:t>Airborne &amp; spaceborne LiDAR (GEDI) for vertical forest structure · forest typology and stratification · biomass and carbon estimation · urban ecology, green infrastructure, and microclimate · thermal remote sensing · reproducible, code-driven geospatial science.</w:t>
       </w:r>
     </w:p>
     <w:p>
@@ -5096,9 +5096,6 @@
     </w:p>
     <w:p>
       <w:pPr>
-        <w:tabs>
-          <w:tab w:pos="10224" w:val="right"/>
-        </w:tabs>
         <w:spacing w:before="80"/>
       </w:pPr>
       <w:r>
@@ -5111,19 +5108,28 @@
         </w:rPr>
         <w:t>Janghang National Wetland Restoration — ecosystem monitoring</w:t>
       </w:r>
-      <w:r>
-        <w:rPr>
-          <w:rFonts w:ascii="Cambria" w:hAnsi="Cambria" w:cs="Cambria" w:eastAsia="Cambria"/>
-          <w:b w:val="0"/>
-          <w:i w:val="0"/>
-          <w:color w:val="444444"/>
-          <w:sz w:val="20"/>
-        </w:rPr>
-        <w:tab/>
-        <w:t>2025.07 — 2025.11</w:t>
-      </w:r>
     </w:p>
     <w:p>
+      <w:r>
+        <w:rPr>
+          <w:rFonts w:ascii="Cambria" w:hAnsi="Cambria" w:cs="Cambria" w:eastAsia="Cambria"/>
+          <w:b/>
+          <w:i w:val="0"/>
+          <w:color w:val="444444"/>
+          <w:sz w:val="20"/>
+        </w:rPr>
+        <w:t>2025.07 — 2025.11</w:t>
+      </w:r>
+      <w:r>
+        <w:rPr>
+          <w:rFonts w:ascii="Cambria" w:hAnsi="Cambria" w:cs="Cambria" w:eastAsia="Cambria"/>
+          <w:b w:val="0"/>
+          <w:i w:val="0"/>
+          <w:color w:val="444444"/>
+          <w:sz w:val="20"/>
+        </w:rPr>
+        <w:t xml:space="preserve"> · </w:t>
+      </w:r>
       <w:r>
         <w:rPr>
           <w:rFonts w:ascii="Cambria" w:hAnsi="Cambria" w:cs="Cambria" w:eastAsia="Cambria"/>
@@ -5217,9 +5223,6 @@
     </w:p>
     <w:p>
       <w:pPr>
-        <w:tabs>
-          <w:tab w:pos="10224" w:val="right"/>
-        </w:tabs>
         <w:spacing w:before="80"/>
       </w:pPr>
       <w:r>
@@ -5232,19 +5235,28 @@
         </w:rPr>
         <w:t>Carbon storage/sink analysis and inventory for Gyeonggi-do by biotope type</w:t>
       </w:r>
-      <w:r>
-        <w:rPr>
-          <w:rFonts w:ascii="Cambria" w:hAnsi="Cambria" w:cs="Cambria" w:eastAsia="Cambria"/>
-          <w:b w:val="0"/>
-          <w:i w:val="0"/>
-          <w:color w:val="444444"/>
-          <w:sz w:val="20"/>
-        </w:rPr>
-        <w:tab/>
-        <w:t>2024.06 — 2025.05</w:t>
-      </w:r>
     </w:p>
     <w:p>
+      <w:r>
+        <w:rPr>
+          <w:rFonts w:ascii="Cambria" w:hAnsi="Cambria" w:cs="Cambria" w:eastAsia="Cambria"/>
+          <w:b/>
+          <w:i w:val="0"/>
+          <w:color w:val="444444"/>
+          <w:sz w:val="20"/>
+        </w:rPr>
+        <w:t>2024.06 — 2025.05</w:t>
+      </w:r>
+      <w:r>
+        <w:rPr>
+          <w:rFonts w:ascii="Cambria" w:hAnsi="Cambria" w:cs="Cambria" w:eastAsia="Cambria"/>
+          <w:b w:val="0"/>
+          <w:i w:val="0"/>
+          <w:color w:val="444444"/>
+          <w:sz w:val="20"/>
+        </w:rPr>
+        <w:t xml:space="preserve"> · </w:t>
+      </w:r>
       <w:r>
         <w:rPr>
           <w:rFonts w:ascii="Cambria" w:hAnsi="Cambria" w:cs="Cambria" w:eastAsia="Cambria"/>
@@ -5338,9 +5350,6 @@
     </w:p>
     <w:p>
       <w:pPr>
-        <w:tabs>
-          <w:tab w:pos="10224" w:val="right"/>
-        </w:tabs>
         <w:spacing w:before="80"/>
       </w:pPr>
       <w:r>
@@ -5353,19 +5362,28 @@
         </w:rPr>
         <w:t>Integrated assessment tool for carbon reduction by offset and synergy with ecosystem services</w:t>
       </w:r>
-      <w:r>
-        <w:rPr>
-          <w:rFonts w:ascii="Cambria" w:hAnsi="Cambria" w:cs="Cambria" w:eastAsia="Cambria"/>
-          <w:b w:val="0"/>
-          <w:i w:val="0"/>
-          <w:color w:val="444444"/>
-          <w:sz w:val="20"/>
-        </w:rPr>
-        <w:tab/>
-        <w:t>2023.04 — 2027.12</w:t>
-      </w:r>
     </w:p>
     <w:p>
+      <w:r>
+        <w:rPr>
+          <w:rFonts w:ascii="Cambria" w:hAnsi="Cambria" w:cs="Cambria" w:eastAsia="Cambria"/>
+          <w:b/>
+          <w:i w:val="0"/>
+          <w:color w:val="444444"/>
+          <w:sz w:val="20"/>
+        </w:rPr>
+        <w:t>2023.04 — 2027.12</w:t>
+      </w:r>
+      <w:r>
+        <w:rPr>
+          <w:rFonts w:ascii="Cambria" w:hAnsi="Cambria" w:cs="Cambria" w:eastAsia="Cambria"/>
+          <w:b w:val="0"/>
+          <w:i w:val="0"/>
+          <w:color w:val="444444"/>
+          <w:sz w:val="20"/>
+        </w:rPr>
+        <w:t xml:space="preserve"> · </w:t>
+      </w:r>
       <w:r>
         <w:rPr>
           <w:rFonts w:ascii="Cambria" w:hAnsi="Cambria" w:cs="Cambria" w:eastAsia="Cambria"/>
@@ -5469,9 +5487,6 @@
     </w:p>
     <w:p>
       <w:pPr>
-        <w:tabs>
-          <w:tab w:pos="10224" w:val="right"/>
-        </w:tabs>
         <w:spacing w:before="80"/>
       </w:pPr>
       <w:r>
@@ -5484,19 +5499,28 @@
         </w:rPr>
         <w:t>Gyeonggi-do biotope property-information analysis</w:t>
       </w:r>
-      <w:r>
-        <w:rPr>
-          <w:rFonts w:ascii="Cambria" w:hAnsi="Cambria" w:cs="Cambria" w:eastAsia="Cambria"/>
-          <w:b w:val="0"/>
-          <w:i w:val="0"/>
-          <w:color w:val="444444"/>
-          <w:sz w:val="20"/>
-        </w:rPr>
-        <w:tab/>
-        <w:t>2022.12 — 2023.11</w:t>
-      </w:r>
     </w:p>
     <w:p>
+      <w:r>
+        <w:rPr>
+          <w:rFonts w:ascii="Cambria" w:hAnsi="Cambria" w:cs="Cambria" w:eastAsia="Cambria"/>
+          <w:b/>
+          <w:i w:val="0"/>
+          <w:color w:val="444444"/>
+          <w:sz w:val="20"/>
+        </w:rPr>
+        <w:t>2022.12 — 2023.11</w:t>
+      </w:r>
+      <w:r>
+        <w:rPr>
+          <w:rFonts w:ascii="Cambria" w:hAnsi="Cambria" w:cs="Cambria" w:eastAsia="Cambria"/>
+          <w:b w:val="0"/>
+          <w:i w:val="0"/>
+          <w:color w:val="444444"/>
+          <w:sz w:val="20"/>
+        </w:rPr>
+        <w:t xml:space="preserve"> · </w:t>
+      </w:r>
       <w:r>
         <w:rPr>
           <w:rFonts w:ascii="Cambria" w:hAnsi="Cambria" w:cs="Cambria" w:eastAsia="Cambria"/>
@@ -5573,9 +5597,6 @@
     </w:p>
     <w:p>
       <w:pPr>
-        <w:tabs>
-          <w:tab w:pos="10224" w:val="right"/>
-        </w:tabs>
         <w:spacing w:before="80"/>
       </w:pPr>
       <w:r>
@@ -5588,19 +5609,28 @@
         </w:rPr>
         <w:t>Creation, restoration &amp; management technology of carbon-accumulated abandoned-paddy wetland</w:t>
       </w:r>
-      <w:r>
-        <w:rPr>
-          <w:rFonts w:ascii="Cambria" w:hAnsi="Cambria" w:cs="Cambria" w:eastAsia="Cambria"/>
-          <w:b w:val="0"/>
-          <w:i w:val="0"/>
-          <w:color w:val="444444"/>
-          <w:sz w:val="20"/>
-        </w:rPr>
-        <w:tab/>
-        <w:t>2022.04 — 2026.12</w:t>
-      </w:r>
     </w:p>
     <w:p>
+      <w:r>
+        <w:rPr>
+          <w:rFonts w:ascii="Cambria" w:hAnsi="Cambria" w:cs="Cambria" w:eastAsia="Cambria"/>
+          <w:b/>
+          <w:i w:val="0"/>
+          <w:color w:val="444444"/>
+          <w:sz w:val="20"/>
+        </w:rPr>
+        <w:t>2022.04 — 2026.12</w:t>
+      </w:r>
+      <w:r>
+        <w:rPr>
+          <w:rFonts w:ascii="Cambria" w:hAnsi="Cambria" w:cs="Cambria" w:eastAsia="Cambria"/>
+          <w:b w:val="0"/>
+          <w:i w:val="0"/>
+          <w:color w:val="444444"/>
+          <w:sz w:val="20"/>
+        </w:rPr>
+        <w:t xml:space="preserve"> · </w:t>
+      </w:r>
       <w:r>
         <w:rPr>
           <w:rFonts w:ascii="Cambria" w:hAnsi="Cambria" w:cs="Cambria" w:eastAsia="Cambria"/>
@@ -5687,9 +5717,6 @@
     </w:p>
     <w:p>
       <w:pPr>
-        <w:tabs>
-          <w:tab w:pos="10224" w:val="right"/>
-        </w:tabs>
         <w:spacing w:before="80"/>
       </w:pPr>
       <w:r>
@@ -5702,19 +5729,28 @@
         </w:rPr>
         <w:t>Gwacheon-si urban ecological status mapping</w:t>
       </w:r>
-      <w:r>
-        <w:rPr>
-          <w:rFonts w:ascii="Cambria" w:hAnsi="Cambria" w:cs="Cambria" w:eastAsia="Cambria"/>
-          <w:b w:val="0"/>
-          <w:i w:val="0"/>
-          <w:color w:val="444444"/>
-          <w:sz w:val="20"/>
-        </w:rPr>
-        <w:tab/>
-        <w:t>2021.09 — 2022.12</w:t>
-      </w:r>
     </w:p>
     <w:p>
+      <w:r>
+        <w:rPr>
+          <w:rFonts w:ascii="Cambria" w:hAnsi="Cambria" w:cs="Cambria" w:eastAsia="Cambria"/>
+          <w:b/>
+          <w:i w:val="0"/>
+          <w:color w:val="444444"/>
+          <w:sz w:val="20"/>
+        </w:rPr>
+        <w:t>2021.09 — 2022.12</w:t>
+      </w:r>
+      <w:r>
+        <w:rPr>
+          <w:rFonts w:ascii="Cambria" w:hAnsi="Cambria" w:cs="Cambria" w:eastAsia="Cambria"/>
+          <w:b w:val="0"/>
+          <w:i w:val="0"/>
+          <w:color w:val="444444"/>
+          <w:sz w:val="20"/>
+        </w:rPr>
+        <w:t xml:space="preserve"> · </w:t>
+      </w:r>
       <w:r>
         <w:rPr>
           <w:rFonts w:ascii="Cambria" w:hAnsi="Cambria" w:cs="Cambria" w:eastAsia="Cambria"/>
@@ -5808,9 +5844,6 @@
     </w:p>
     <w:p>
       <w:pPr>
-        <w:tabs>
-          <w:tab w:pos="10224" w:val="right"/>
-        </w:tabs>
         <w:spacing w:before="80"/>
       </w:pPr>
       <w:r>
@@ -5823,19 +5856,28 @@
         </w:rPr>
         <w:t>Real-time web-based positioning surveillance system for introduced exotic species</w:t>
       </w:r>
-      <w:r>
-        <w:rPr>
-          <w:rFonts w:ascii="Cambria" w:hAnsi="Cambria" w:cs="Cambria" w:eastAsia="Cambria"/>
-          <w:b w:val="0"/>
-          <w:i w:val="0"/>
-          <w:color w:val="444444"/>
-          <w:sz w:val="20"/>
-        </w:rPr>
-        <w:tab/>
-        <w:t>2021.04 — 2023.12</w:t>
-      </w:r>
     </w:p>
     <w:p>
+      <w:r>
+        <w:rPr>
+          <w:rFonts w:ascii="Cambria" w:hAnsi="Cambria" w:cs="Cambria" w:eastAsia="Cambria"/>
+          <w:b/>
+          <w:i w:val="0"/>
+          <w:color w:val="444444"/>
+          <w:sz w:val="20"/>
+        </w:rPr>
+        <w:t>2021.04 — 2023.12</w:t>
+      </w:r>
+      <w:r>
+        <w:rPr>
+          <w:rFonts w:ascii="Cambria" w:hAnsi="Cambria" w:cs="Cambria" w:eastAsia="Cambria"/>
+          <w:b w:val="0"/>
+          <w:i w:val="0"/>
+          <w:color w:val="444444"/>
+          <w:sz w:val="20"/>
+        </w:rPr>
+        <w:t xml:space="preserve"> · </w:t>
+      </w:r>
       <w:r>
         <w:rPr>
           <w:rFonts w:ascii="Cambria" w:hAnsi="Cambria" w:cs="Cambria" w:eastAsia="Cambria"/>
@@ -5973,9 +6015,6 @@
     </w:p>
     <w:p>
       <w:pPr>
-        <w:tabs>
-          <w:tab w:pos="10224" w:val="right"/>
-        </w:tabs>
         <w:spacing w:before="80"/>
       </w:pPr>
       <w:r>
@@ -5988,19 +6027,28 @@
         </w:rPr>
         <w:t>IT·ET·BT convergence-based distribution and spread models for introduced exotic species</w:t>
       </w:r>
-      <w:r>
-        <w:rPr>
-          <w:rFonts w:ascii="Cambria" w:hAnsi="Cambria" w:cs="Cambria" w:eastAsia="Cambria"/>
-          <w:b w:val="0"/>
-          <w:i w:val="0"/>
-          <w:color w:val="444444"/>
-          <w:sz w:val="20"/>
-        </w:rPr>
-        <w:tab/>
-        <w:t>2021.04 — 2023.12</w:t>
-      </w:r>
     </w:p>
     <w:p>
+      <w:r>
+        <w:rPr>
+          <w:rFonts w:ascii="Cambria" w:hAnsi="Cambria" w:cs="Cambria" w:eastAsia="Cambria"/>
+          <w:b/>
+          <w:i w:val="0"/>
+          <w:color w:val="444444"/>
+          <w:sz w:val="20"/>
+        </w:rPr>
+        <w:t>2021.04 — 2023.12</w:t>
+      </w:r>
+      <w:r>
+        <w:rPr>
+          <w:rFonts w:ascii="Cambria" w:hAnsi="Cambria" w:cs="Cambria" w:eastAsia="Cambria"/>
+          <w:b w:val="0"/>
+          <w:i w:val="0"/>
+          <w:color w:val="444444"/>
+          <w:sz w:val="20"/>
+        </w:rPr>
+        <w:t xml:space="preserve"> · </w:t>
+      </w:r>
       <w:r>
         <w:rPr>
           <w:rFonts w:ascii="Cambria" w:hAnsi="Cambria" w:cs="Cambria" w:eastAsia="Cambria"/>
@@ -6087,9 +6135,6 @@
     </w:p>
     <w:p>
       <w:pPr>
-        <w:tabs>
-          <w:tab w:pos="10224" w:val="right"/>
-        </w:tabs>
         <w:spacing w:before="80"/>
       </w:pPr>
       <w:r>
@@ -6102,19 +6147,28 @@
         </w:rPr>
         <w:t>Redundancy-based green-infrastructure technology for urban ecosystem challenges</w:t>
       </w:r>
-      <w:r>
-        <w:rPr>
-          <w:rFonts w:ascii="Cambria" w:hAnsi="Cambria" w:cs="Cambria" w:eastAsia="Cambria"/>
-          <w:b w:val="0"/>
-          <w:i w:val="0"/>
-          <w:color w:val="444444"/>
-          <w:sz w:val="20"/>
-        </w:rPr>
-        <w:tab/>
-        <w:t>2020.04 — 2022.12</w:t>
-      </w:r>
     </w:p>
     <w:p>
+      <w:r>
+        <w:rPr>
+          <w:rFonts w:ascii="Cambria" w:hAnsi="Cambria" w:cs="Cambria" w:eastAsia="Cambria"/>
+          <w:b/>
+          <w:i w:val="0"/>
+          <w:color w:val="444444"/>
+          <w:sz w:val="20"/>
+        </w:rPr>
+        <w:t>2020.04 — 2022.12</w:t>
+      </w:r>
+      <w:r>
+        <w:rPr>
+          <w:rFonts w:ascii="Cambria" w:hAnsi="Cambria" w:cs="Cambria" w:eastAsia="Cambria"/>
+          <w:b w:val="0"/>
+          <w:i w:val="0"/>
+          <w:color w:val="444444"/>
+          <w:sz w:val="20"/>
+        </w:rPr>
+        <w:t xml:space="preserve"> · </w:t>
+      </w:r>
       <w:r>
         <w:rPr>
           <w:rFonts w:ascii="Cambria" w:hAnsi="Cambria" w:cs="Cambria" w:eastAsia="Cambria"/>
@@ -6218,9 +6272,6 @@
     </w:p>
     <w:p>
       <w:pPr>
-        <w:tabs>
-          <w:tab w:pos="10224" w:val="right"/>
-        </w:tabs>
         <w:spacing w:before="80"/>
       </w:pPr>
       <w:r>
@@ -6233,19 +6284,28 @@
         </w:rPr>
         <w:t>Monitoring and simulation of climate conditions by spatial type</w:t>
       </w:r>
-      <w:r>
-        <w:rPr>
-          <w:rFonts w:ascii="Cambria" w:hAnsi="Cambria" w:cs="Cambria" w:eastAsia="Cambria"/>
-          <w:b w:val="0"/>
-          <w:i w:val="0"/>
-          <w:color w:val="444444"/>
-          <w:sz w:val="20"/>
-        </w:rPr>
-        <w:tab/>
-        <w:t>2020.01 — 2020.08</w:t>
-      </w:r>
     </w:p>
     <w:p>
+      <w:r>
+        <w:rPr>
+          <w:rFonts w:ascii="Cambria" w:hAnsi="Cambria" w:cs="Cambria" w:eastAsia="Cambria"/>
+          <w:b/>
+          <w:i w:val="0"/>
+          <w:color w:val="444444"/>
+          <w:sz w:val="20"/>
+        </w:rPr>
+        <w:t>2020.01 — 2020.08</w:t>
+      </w:r>
+      <w:r>
+        <w:rPr>
+          <w:rFonts w:ascii="Cambria" w:hAnsi="Cambria" w:cs="Cambria" w:eastAsia="Cambria"/>
+          <w:b w:val="0"/>
+          <w:i w:val="0"/>
+          <w:color w:val="444444"/>
+          <w:sz w:val="20"/>
+        </w:rPr>
+        <w:t xml:space="preserve"> · </w:t>
+      </w:r>
       <w:r>
         <w:rPr>
           <w:rFonts w:ascii="Cambria" w:hAnsi="Cambria" w:cs="Cambria" w:eastAsia="Cambria"/>
@@ -6339,9 +6399,6 @@
     </w:p>
     <w:p>
       <w:pPr>
-        <w:tabs>
-          <w:tab w:pos="10224" w:val="right"/>
-        </w:tabs>
         <w:spacing w:before="80"/>
       </w:pPr>
       <w:r>
@@ -6354,19 +6411,28 @@
         </w:rPr>
         <w:t>Customized habitat-management technique for urban species</w:t>
       </w:r>
-      <w:r>
-        <w:rPr>
-          <w:rFonts w:ascii="Cambria" w:hAnsi="Cambria" w:cs="Cambria" w:eastAsia="Cambria"/>
-          <w:b w:val="0"/>
-          <w:i w:val="0"/>
-          <w:color w:val="444444"/>
-          <w:sz w:val="20"/>
-        </w:rPr>
-        <w:tab/>
-        <w:t>2019.04 — 2022.12</w:t>
-      </w:r>
     </w:p>
     <w:p>
+      <w:r>
+        <w:rPr>
+          <w:rFonts w:ascii="Cambria" w:hAnsi="Cambria" w:cs="Cambria" w:eastAsia="Cambria"/>
+          <w:b/>
+          <w:i w:val="0"/>
+          <w:color w:val="444444"/>
+          <w:sz w:val="20"/>
+        </w:rPr>
+        <w:t>2019.04 — 2022.12</w:t>
+      </w:r>
+      <w:r>
+        <w:rPr>
+          <w:rFonts w:ascii="Cambria" w:hAnsi="Cambria" w:cs="Cambria" w:eastAsia="Cambria"/>
+          <w:b w:val="0"/>
+          <w:i w:val="0"/>
+          <w:color w:val="444444"/>
+          <w:sz w:val="20"/>
+        </w:rPr>
+        <w:t xml:space="preserve"> · </w:t>
+      </w:r>
       <w:r>
         <w:rPr>
           <w:rFonts w:ascii="Cambria" w:hAnsi="Cambria" w:cs="Cambria" w:eastAsia="Cambria"/>
@@ -6453,9 +6519,6 @@
     </w:p>
     <w:p>
       <w:pPr>
-        <w:tabs>
-          <w:tab w:pos="10224" w:val="right"/>
-        </w:tabs>
         <w:spacing w:before="80"/>
       </w:pPr>
       <w:r>
@@ -6468,19 +6531,28 @@
         </w:rPr>
         <w:t>Assessment scheme and ecosystem-restoration model by degradation type</w:t>
       </w:r>
-      <w:r>
-        <w:rPr>
-          <w:rFonts w:ascii="Cambria" w:hAnsi="Cambria" w:cs="Cambria" w:eastAsia="Cambria"/>
-          <w:b w:val="0"/>
-          <w:i w:val="0"/>
-          <w:color w:val="444444"/>
-          <w:sz w:val="20"/>
-        </w:rPr>
-        <w:tab/>
-        <w:t>2018.07 — 2020.12</w:t>
-      </w:r>
     </w:p>
     <w:p>
+      <w:r>
+        <w:rPr>
+          <w:rFonts w:ascii="Cambria" w:hAnsi="Cambria" w:cs="Cambria" w:eastAsia="Cambria"/>
+          <w:b/>
+          <w:i w:val="0"/>
+          <w:color w:val="444444"/>
+          <w:sz w:val="20"/>
+        </w:rPr>
+        <w:t>2018.07 — 2020.12</w:t>
+      </w:r>
+      <w:r>
+        <w:rPr>
+          <w:rFonts w:ascii="Cambria" w:hAnsi="Cambria" w:cs="Cambria" w:eastAsia="Cambria"/>
+          <w:b w:val="0"/>
+          <w:i w:val="0"/>
+          <w:color w:val="444444"/>
+          <w:sz w:val="20"/>
+        </w:rPr>
+        <w:t xml:space="preserve"> · </w:t>
+      </w:r>
       <w:r>
         <w:rPr>
           <w:rFonts w:ascii="Cambria" w:hAnsi="Cambria" w:cs="Cambria" w:eastAsia="Cambria"/>
@@ -8201,7 +8273,7 @@
           <w:sz w:val="20"/>
         </w:rPr>
         <w:tab/>
-        <w:t>Date: 27 June 2026</w:t>
+        <w:t>Date: 07 July 2026</w:t>
       </w:r>
     </w:p>
     <w:sectPr>
